--- a/Carlos Pichardo/Ideas sueltas.docx
+++ b/Carlos Pichardo/Ideas sueltas.docx
@@ -515,7 +515,7 @@
       </w:pPr>
       <w:r>
         <w:drawing>
-          <wp:inline wp14:editId="7BFACF40" wp14:anchorId="46AEEA7E">
+          <wp:inline wp14:editId="243E8D6F" wp14:anchorId="46AEEA7E">
             <wp:extent cx="4572000" cy="2095500"/>
             <wp:effectExtent l="0" t="0" r="0" b="0"/>
             <wp:docPr id="908838684" name="drawing"/>
@@ -2119,10 +2119,63 @@
     <w:p>
       <w:pPr>
         <w:pStyle w:val="Normal"/>
+        <w:suppressLineNumbers w:val="0"/>
+        <w:bidi w:val="0"/>
+        <w:spacing w:before="0" w:beforeAutospacing="off" w:after="160" w:afterAutospacing="off" w:line="279" w:lineRule="auto"/>
+        <w:ind w:left="0" w:right="0"/>
+        <w:jc w:val="both"/>
       </w:pPr>
       <w:r>
         <w:drawing>
-          <wp:inline wp14:editId="56295619" wp14:anchorId="0B783998">
+          <wp:inline wp14:editId="3170B383" wp14:anchorId="3F11E7B9">
+            <wp:extent cx="5619750" cy="3657600"/>
+            <wp:effectExtent l="0" t="0" r="0" b="0"/>
+            <wp:docPr id="723995532" name="drawing"/>
+            <wp:cNvGraphicFramePr>
+              <a:graphicFrameLocks noChangeAspect="1"/>
+            </wp:cNvGraphicFramePr>
+            <a:graphic>
+              <a:graphicData xmlns:a="http://schemas.openxmlformats.org/drawingml/2006/main" uri="http://schemas.openxmlformats.org/drawingml/2006/picture">
+                <pic:pic xmlns:pic="http://schemas.openxmlformats.org/drawingml/2006/picture">
+                  <pic:nvPicPr>
+                    <pic:cNvPr id="723995532" name="Picture 723995532"/>
+                    <pic:cNvPicPr/>
+                  </pic:nvPicPr>
+                  <pic:blipFill>
+                    <a:blip xmlns:r="http://schemas.openxmlformats.org/officeDocument/2006/relationships" r:embed="rId883249704">
+                      <a:extLst>
+                        <a:ext uri="{28A0092B-C50C-407E-A947-70E740481C1C}">
+                          <a14:useLocalDpi xmlns:a14="http://schemas.microsoft.com/office/drawing/2010/main"/>
+                        </a:ext>
+                      </a:extLst>
+                    </a:blip>
+                    <a:stretch>
+                      <a:fillRect/>
+                    </a:stretch>
+                  </pic:blipFill>
+                  <pic:spPr>
+                    <a:xfrm>
+                      <a:off x="0" y="0"/>
+                      <a:ext cx="5619750" cy="3657600"/>
+                    </a:xfrm>
+                    <a:prstGeom prst="rect">
+                      <a:avLst/>
+                    </a:prstGeom>
+                  </pic:spPr>
+                </pic:pic>
+              </a:graphicData>
+            </a:graphic>
+          </wp:inline>
+        </w:drawing>
+      </w:r>
+    </w:p>
+    <w:p>
+      <w:pPr>
+        <w:pStyle w:val="Normal"/>
+      </w:pPr>
+      <w:r>
+        <w:drawing>
+          <wp:inline wp14:editId="7E36FC76" wp14:anchorId="0B783998">
             <wp:extent cx="5724525" cy="2305050"/>
             <wp:effectExtent l="0" t="0" r="0" b="0"/>
             <wp:docPr id="1197137439" name="drawing"/>
